--- a/_template-source/nex_house_atrium_anual.docx
+++ b/_template-source/nex_house_atrium_anual.docx
@@ -182,7 +182,7 @@
           <w:highlight w:val="yellow"/>
         </w:rPr>
         <w:br/>
-        <w:t>Endereço completo: {{endereco_rua}}, {{endereco_numero}} - {{endereco_bairro}}</w:t>
+        <w:t>Endereço completo: {{endereco_rua}}, {{endereco_numero}}, {{endereco_complemento}} - {{endereco_bairro}}</w:t>
       </w:r>
       <w:r>
         <w:rPr>
@@ -2358,7 +2358,6 @@
           <w:color w:val="000000" w:themeColor="text1"/>
           <w:sz w:val="22"/>
           <w:szCs w:val="22"/>
-          <w:highlight w:val="yellow"/>
         </w:rPr>
         <w:t>a) os meses utilizados, incluído o período de aviso prévio de que trata a cláusula 9.3, serão recalculados pelo Preço do Plano Mensal indicado na folha de rosto, a título de recomposição de preço, nos termos da cláusula 7.2;</w:t>
       </w:r>
@@ -2368,7 +2367,6 @@
           <w:color w:val="000000" w:themeColor="text1"/>
           <w:sz w:val="22"/>
           <w:szCs w:val="22"/>
-          <w:highlight w:val="yellow"/>
         </w:rPr>
         <w:br/>
         <w:t>b) o valor a reembolsar corresponderá ao valor total pago pelo MEMBRO, deduzidos: (i) o resultado da recomposição prevista na alínea “a”; e (ii) eventuais débitos pendentes relativos a serviços adicionais e consumos;</w:t>
@@ -2379,7 +2377,6 @@
           <w:color w:val="000000" w:themeColor="text1"/>
           <w:sz w:val="22"/>
           <w:szCs w:val="22"/>
-          <w:highlight w:val="yellow"/>
         </w:rPr>
         <w:br/>
         <w:t>c) caso a apuração da alínea “b” resulte em valor igual ou inferior a zero, nada será devolvido ao MEMBRO e nada será dele cobrado a título de recomposição, permanecendo exigíveis apenas os débitos de serviços adicionais e consumos não alcançados pela dedução;</w:t>
@@ -2390,7 +2387,6 @@
           <w:color w:val="000000" w:themeColor="text1"/>
           <w:sz w:val="22"/>
           <w:szCs w:val="22"/>
-          <w:highlight w:val="yellow"/>
         </w:rPr>
         <w:br/>
         <w:t>d) o reembolso será realizado em até 30 (trinta) dias contados da data efetiva do cancelamento, mediante transferência bancária para conta de titularidade do MEMBRO;</w:t>
@@ -2401,7 +2397,6 @@
           <w:color w:val="000000" w:themeColor="text1"/>
           <w:sz w:val="22"/>
           <w:szCs w:val="22"/>
-          <w:highlight w:val="yellow"/>
         </w:rPr>
         <w:br/>
         <w:t>e) alternativamente, o MEMBRO poderá optar, no ato do cancelamento, pela conversão do valor a reembolsar em crédito para utilização em serviços do NEX HOUSE, acrescido de bônus de 10% (dez por cento) sobre o valor convertido, com validade de 12 (doze) meses contados da data efetiva do cancelamento, vedados o resgate em dinheiro e a transferência a terceiros;</w:t>
@@ -2412,7 +2407,6 @@
           <w:color w:val="000000" w:themeColor="text1"/>
           <w:sz w:val="22"/>
           <w:szCs w:val="22"/>
-          <w:highlight w:val="yellow"/>
         </w:rPr>
         <w:br/>
         <w:t>f) o cancelamento será formalizado por termo de rescisão, acompanhado de demonstrativo do cálculo previsto nesta cláusula.</w:t>
@@ -2821,7 +2815,6 @@
           <w:color w:val="000000" w:themeColor="text1"/>
           <w:sz w:val="22"/>
           <w:szCs w:val="22"/>
-          <w:highlight w:val="yellow"/>
         </w:rPr>
         <w:t>assegurado ao MEMBRO o direito de se opor a essas comunicações a qualquer tempo, por meio dos canais oficiais, sem prejuízo da execução deste contrato.</w:t>
       </w:r>

--- a/_template-source/nex_house_atrium_anual.docx
+++ b/_template-source/nex_house_atrium_anual.docx
@@ -3305,6 +3305,128 @@
           <w:szCs w:val="22"/>
         </w:rPr>
         <w:t>14.6 As comunicações e notificações entre as partes serão realizadas preferencialmente por meio eletrônico no e-mail cadastrado pelo MEMBRO, considerando-se recebidas 24 (vinte e quatro) horas após o envio, salvo comprovação técnica em contrário.</w:t>
+      </w:r>
+    </w:p>
+    <w:p>
+      <w:pPr>
+        <w:tabs>
+          <w:tab w:val="left" w:pos="2268"/>
+        </w:tabs>
+        <w:spacing w:before="240" w:after="240" w:line="360" w:lineRule="auto"/>
+        <w:ind w:left="-567" w:right="-568"/>
+        <w:rPr>
+          <w:rFonts w:ascii="Abadi MT Condensed Light;Calibr" w:hAnsi="Abadi MT Condensed Light;Calibr" w:cs="Abadi MT Condensed Light;Calibr"/>
+          <w:color w:val="000000" w:themeColor="text1"/>
+          <w:sz w:val="22"/>
+          <w:szCs w:val="22"/>
+        </w:rPr>
+      </w:pPr>
+      <w:r>
+        <w:rPr>
+          <w:rFonts w:ascii="Abadi MT Condensed Light;Calibr" w:hAnsi="Abadi MT Condensed Light;Calibr" w:cs="Abadi MT Condensed Light;Calibr"/>
+          <w:b/>
+          <w:bCs/>
+          <w:color w:val="000000" w:themeColor="text1"/>
+          <w:sz w:val="22"/>
+          <w:szCs w:val="22"/>
+        </w:rPr>
+        <w:t xml:space="preserve">15. Interrupção &amp; Retorno</w:t>
+      </w:r>
+    </w:p>
+    <w:p>
+      <w:pPr>
+        <w:tabs>
+          <w:tab w:val="left" w:pos="2268"/>
+        </w:tabs>
+        <w:spacing w:before="240" w:after="240" w:line="360" w:lineRule="auto"/>
+        <w:ind w:left="-567" w:right="-568"/>
+        <w:rPr>
+          <w:rFonts w:ascii="Abadi MT Condensed Light;Calibr" w:hAnsi="Abadi MT Condensed Light;Calibr" w:cs="Abadi MT Condensed Light;Calibr"/>
+          <w:color w:val="000000" w:themeColor="text1"/>
+          <w:sz w:val="22"/>
+          <w:szCs w:val="22"/>
+        </w:rPr>
+      </w:pPr>
+      <w:r>
+        <w:rPr>
+          <w:rFonts w:ascii="Abadi MT Condensed Light;Calibr" w:hAnsi="Abadi MT Condensed Light;Calibr" w:cs="Abadi MT Condensed Light;Calibr"/>
+          <w:color w:val="000000" w:themeColor="text1"/>
+          <w:sz w:val="22"/>
+          <w:szCs w:val="22"/>
+        </w:rPr>
+        <w:t xml:space="preserve">15.1 O MEMBRO poderá rescindir sua assinatura a qualquer tempo, respeitado o aviso prévio de 30 (trinta) dias previsto na cláusula 9.2, sem prejuízo das demais condições de cancelamento estabelecidas neste contrato.</w:t>
+      </w:r>
+    </w:p>
+    <w:p>
+      <w:pPr>
+        <w:tabs>
+          <w:tab w:val="left" w:pos="2268"/>
+        </w:tabs>
+        <w:spacing w:before="240" w:after="240" w:line="360" w:lineRule="auto"/>
+        <w:ind w:left="-567" w:right="-568"/>
+        <w:rPr>
+          <w:rFonts w:ascii="Abadi MT Condensed Light;Calibr" w:hAnsi="Abadi MT Condensed Light;Calibr" w:cs="Abadi MT Condensed Light;Calibr"/>
+          <w:color w:val="000000" w:themeColor="text1"/>
+          <w:sz w:val="22"/>
+          <w:szCs w:val="22"/>
+        </w:rPr>
+      </w:pPr>
+      <w:r>
+        <w:rPr>
+          <w:rFonts w:ascii="Abadi MT Condensed Light;Calibr" w:hAnsi="Abadi MT Condensed Light;Calibr" w:cs="Abadi MT Condensed Light;Calibr"/>
+          <w:color w:val="000000" w:themeColor="text1"/>
+          <w:sz w:val="22"/>
+          <w:szCs w:val="22"/>
+        </w:rPr>
+        <w:t xml:space="preserve">15.2 Caso o MEMBRO opte por retornar ao NEX HOUSE e realizar nova adesão a qualquer uma das modalidades de assinatura disponíveis, dentro do prazo de 90 (noventa) dias corridos contados da data de efetivação da rescisão, a taxa de adesão será integralmente isenta.</w:t>
+      </w:r>
+    </w:p>
+    <w:p>
+      <w:pPr>
+        <w:tabs>
+          <w:tab w:val="left" w:pos="2268"/>
+        </w:tabs>
+        <w:spacing w:before="240" w:after="240" w:line="360" w:lineRule="auto"/>
+        <w:ind w:left="-567" w:right="-568"/>
+        <w:rPr>
+          <w:rFonts w:ascii="Abadi MT Condensed Light;Calibr" w:hAnsi="Abadi MT Condensed Light;Calibr" w:cs="Abadi MT Condensed Light;Calibr"/>
+          <w:color w:val="000000" w:themeColor="text1"/>
+          <w:sz w:val="22"/>
+          <w:szCs w:val="22"/>
+        </w:rPr>
+      </w:pPr>
+      <w:r>
+        <w:rPr>
+          <w:rFonts w:ascii="Abadi MT Condensed Light;Calibr" w:hAnsi="Abadi MT Condensed Light;Calibr" w:cs="Abadi MT Condensed Light;Calibr"/>
+          <w:color w:val="000000" w:themeColor="text1"/>
+          <w:sz w:val="22"/>
+          <w:szCs w:val="22"/>
+        </w:rPr>
+        <w:t xml:space="preserve">15.3 O benefício previsto na cláusula 15.2 é de caráter pessoal e intransferível, aplicando-se exclusivamente ao MEMBRO signatário do contrato rescindido, e está condicionado à inexistência de débitos em aberto perante o NEX HOUSE na data do retorno.</w:t>
+      </w:r>
+    </w:p>
+    <w:p>
+      <w:pPr>
+        <w:tabs>
+          <w:tab w:val="left" w:pos="2268"/>
+        </w:tabs>
+        <w:spacing w:before="240" w:after="240" w:line="360" w:lineRule="auto"/>
+        <w:ind w:left="-567" w:right="-568"/>
+        <w:rPr>
+          <w:rFonts w:ascii="Abadi MT Condensed Light;Calibr" w:hAnsi="Abadi MT Condensed Light;Calibr" w:cs="Abadi MT Condensed Light;Calibr"/>
+          <w:color w:val="000000" w:themeColor="text1"/>
+          <w:sz w:val="22"/>
+          <w:szCs w:val="22"/>
+        </w:rPr>
+      </w:pPr>
+      <w:r>
+        <w:rPr>
+          <w:rFonts w:ascii="Abadi MT Condensed Light;Calibr" w:hAnsi="Abadi MT Condensed Light;Calibr" w:cs="Abadi MT Condensed Light;Calibr"/>
+          <w:color w:val="000000" w:themeColor="text1"/>
+          <w:sz w:val="22"/>
+          <w:szCs w:val="22"/>
+        </w:rPr>
+        <w:t xml:space="preserve">15.4 A nova adesão formalizada nos termos desta cláusula constituirá contrato autônomo, sujeito às condições, tabela de valores e regulamentos vigentes à época da contratação.</w:t>
       </w:r>
     </w:p>
     <w:p>
